--- a/politica-controle-tecnologico/arquivos/Anexo_4_Rastreabilidade_Acervo_R00.docx
+++ b/politica-controle-tecnologico/arquivos/Anexo_4_Rastreabilidade_Acervo_R00.docx
@@ -2250,7 +2250,7 @@
         <w:noProof/>
       </w:rPr>
       <w:drawing>
-        <wp:inline distT="0" distB="0" distL="0" distR="0" wp14:anchorId="5E42866B" wp14:editId="392B9FD9">
+        <wp:inline distT="0" distB="0" distL="0" distR="0" wp14:anchorId="643328D6" wp14:editId="19B279A7">
           <wp:extent cx="1872000" cy="501930"/>
           <wp:effectExtent l="0" t="0" r="0" b="0"/>
           <wp:docPr id="1" name="Picture 1"/>
@@ -2462,31 +2462,31 @@
       </w:rPr>
     </w:lvl>
   </w:abstractNum>
-  <w:num w:numId="1" w16cid:durableId="387723224">
+  <w:num w:numId="1" w16cid:durableId="959148461">
     <w:abstractNumId w:val="8"/>
   </w:num>
-  <w:num w:numId="2" w16cid:durableId="1025981223">
+  <w:num w:numId="2" w16cid:durableId="1075397462">
     <w:abstractNumId w:val="6"/>
   </w:num>
-  <w:num w:numId="3" w16cid:durableId="1626816350">
+  <w:num w:numId="3" w16cid:durableId="251860718">
     <w:abstractNumId w:val="5"/>
   </w:num>
-  <w:num w:numId="4" w16cid:durableId="643123923">
+  <w:num w:numId="4" w16cid:durableId="1709719837">
     <w:abstractNumId w:val="4"/>
   </w:num>
-  <w:num w:numId="5" w16cid:durableId="298724946">
+  <w:num w:numId="5" w16cid:durableId="546180740">
     <w:abstractNumId w:val="7"/>
   </w:num>
-  <w:num w:numId="6" w16cid:durableId="868765019">
+  <w:num w:numId="6" w16cid:durableId="1132937838">
     <w:abstractNumId w:val="3"/>
   </w:num>
-  <w:num w:numId="7" w16cid:durableId="1984310719">
+  <w:num w:numId="7" w16cid:durableId="1467814431">
     <w:abstractNumId w:val="2"/>
   </w:num>
-  <w:num w:numId="8" w16cid:durableId="1931429134">
+  <w:num w:numId="8" w16cid:durableId="2014330898">
     <w:abstractNumId w:val="1"/>
   </w:num>
-  <w:num w:numId="9" w16cid:durableId="844250862">
+  <w:num w:numId="9" w16cid:durableId="1852790525">
     <w:abstractNumId w:val="0"/>
   </w:num>
 </w:numbering>

--- a/politica-controle-tecnologico/arquivos/Anexo_4_Rastreabilidade_Acervo_R00.docx
+++ b/politica-controle-tecnologico/arquivos/Anexo_4_Rastreabilidade_Acervo_R00.docx
@@ -2250,7 +2250,7 @@
         <w:noProof/>
       </w:rPr>
       <w:drawing>
-        <wp:inline distT="0" distB="0" distL="0" distR="0" wp14:anchorId="643328D6" wp14:editId="19B279A7">
+        <wp:inline distT="0" distB="0" distL="0" distR="0" wp14:anchorId="1C11A5F2" wp14:editId="6C17F2A7">
           <wp:extent cx="1872000" cy="501930"/>
           <wp:effectExtent l="0" t="0" r="0" b="0"/>
           <wp:docPr id="1" name="Picture 1"/>
@@ -2462,31 +2462,31 @@
       </w:rPr>
     </w:lvl>
   </w:abstractNum>
-  <w:num w:numId="1" w16cid:durableId="959148461">
+  <w:num w:numId="1" w16cid:durableId="903567315">
     <w:abstractNumId w:val="8"/>
   </w:num>
-  <w:num w:numId="2" w16cid:durableId="1075397462">
+  <w:num w:numId="2" w16cid:durableId="1558936770">
     <w:abstractNumId w:val="6"/>
   </w:num>
-  <w:num w:numId="3" w16cid:durableId="251860718">
+  <w:num w:numId="3" w16cid:durableId="1229264095">
     <w:abstractNumId w:val="5"/>
   </w:num>
-  <w:num w:numId="4" w16cid:durableId="1709719837">
+  <w:num w:numId="4" w16cid:durableId="785659194">
     <w:abstractNumId w:val="4"/>
   </w:num>
-  <w:num w:numId="5" w16cid:durableId="546180740">
+  <w:num w:numId="5" w16cid:durableId="993603860">
     <w:abstractNumId w:val="7"/>
   </w:num>
-  <w:num w:numId="6" w16cid:durableId="1132937838">
+  <w:num w:numId="6" w16cid:durableId="1284463960">
     <w:abstractNumId w:val="3"/>
   </w:num>
-  <w:num w:numId="7" w16cid:durableId="1467814431">
+  <w:num w:numId="7" w16cid:durableId="292634701">
     <w:abstractNumId w:val="2"/>
   </w:num>
-  <w:num w:numId="8" w16cid:durableId="2014330898">
+  <w:num w:numId="8" w16cid:durableId="189685379">
     <w:abstractNumId w:val="1"/>
   </w:num>
-  <w:num w:numId="9" w16cid:durableId="1852790525">
+  <w:num w:numId="9" w16cid:durableId="1735621095">
     <w:abstractNumId w:val="0"/>
   </w:num>
 </w:numbering>

--- a/politica-controle-tecnologico/arquivos/Anexo_4_Rastreabilidade_Acervo_R00.docx
+++ b/politica-controle-tecnologico/arquivos/Anexo_4_Rastreabilidade_Acervo_R00.docx
@@ -32,7 +32,7 @@
           <w:color w:val="617177"/>
           <w:sz w:val="21"/>
         </w:rPr>
-        <w:t>Código POL-CT-116-A4 · Revisão R00 · 17/10/2026 · Status PR</w:t>
+        <w:t>Código POL-CT-116-A4 · Revisão R00 · 17/10/2026 · Status AP</w:t>
       </w:r>
     </w:p>
     <w:tbl>
@@ -170,7 +170,7 @@
               <w:rPr>
                 <w:sz w:val="19"/>
               </w:rPr>
-              <w:t>PR</w:t>
+              <w:t>AP</w:t>
             </w:r>
           </w:p>
         </w:tc>
@@ -262,7 +262,7 @@
               <w:rPr>
                 <w:sz w:val="19"/>
               </w:rPr>
-              <w:t>Coordenação de Pavimento e Controle Tecnológico</w:t>
+              <w:t>Coordenação de Pavimento e Monitoração</w:t>
             </w:r>
             <w:r>
               <w:br/>
@@ -271,7 +271,7 @@
               <w:rPr>
                 <w:sz w:val="19"/>
               </w:rPr>
-              <w:t>Assinatura/data: [a assinar na emissão]</w:t>
+              <w:t>Assinatura/data: aprovado em 17/10/2026</w:t>
             </w:r>
           </w:p>
         </w:tc>
@@ -296,7 +296,7 @@
               <w:rPr>
                 <w:sz w:val="19"/>
               </w:rPr>
-              <w:t>Assinatura/data: [a assinar na emissão]</w:t>
+              <w:t>Assinatura/data: aprovado em 17/10/2026</w:t>
             </w:r>
           </w:p>
         </w:tc>
@@ -2250,7 +2250,7 @@
         <w:noProof/>
       </w:rPr>
       <w:drawing>
-        <wp:inline distT="0" distB="0" distL="0" distR="0" wp14:anchorId="1C11A5F2" wp14:editId="6C17F2A7">
+        <wp:inline distT="0" distB="0" distL="0" distR="0" wp14:anchorId="2C057022" wp14:editId="67AB89E9">
           <wp:extent cx="1872000" cy="501930"/>
           <wp:effectExtent l="0" t="0" r="0" b="0"/>
           <wp:docPr id="1" name="Picture 1"/>
@@ -2462,31 +2462,31 @@
       </w:rPr>
     </w:lvl>
   </w:abstractNum>
-  <w:num w:numId="1" w16cid:durableId="903567315">
+  <w:num w:numId="1" w16cid:durableId="23872870">
     <w:abstractNumId w:val="8"/>
   </w:num>
-  <w:num w:numId="2" w16cid:durableId="1558936770">
+  <w:num w:numId="2" w16cid:durableId="378239877">
     <w:abstractNumId w:val="6"/>
   </w:num>
-  <w:num w:numId="3" w16cid:durableId="1229264095">
+  <w:num w:numId="3" w16cid:durableId="253052066">
     <w:abstractNumId w:val="5"/>
   </w:num>
-  <w:num w:numId="4" w16cid:durableId="785659194">
+  <w:num w:numId="4" w16cid:durableId="1391926339">
     <w:abstractNumId w:val="4"/>
   </w:num>
-  <w:num w:numId="5" w16cid:durableId="993603860">
+  <w:num w:numId="5" w16cid:durableId="871530238">
     <w:abstractNumId w:val="7"/>
   </w:num>
-  <w:num w:numId="6" w16cid:durableId="1284463960">
+  <w:num w:numId="6" w16cid:durableId="299455045">
     <w:abstractNumId w:val="3"/>
   </w:num>
-  <w:num w:numId="7" w16cid:durableId="292634701">
+  <w:num w:numId="7" w16cid:durableId="805859114">
     <w:abstractNumId w:val="2"/>
   </w:num>
-  <w:num w:numId="8" w16cid:durableId="189685379">
+  <w:num w:numId="8" w16cid:durableId="531306078">
     <w:abstractNumId w:val="1"/>
   </w:num>
-  <w:num w:numId="9" w16cid:durableId="1735621095">
+  <w:num w:numId="9" w16cid:durableId="1749619439">
     <w:abstractNumId w:val="0"/>
   </w:num>
 </w:numbering>

--- a/politica-controle-tecnologico/arquivos/Anexo_4_Rastreabilidade_Acervo_R00.docx
+++ b/politica-controle-tecnologico/arquivos/Anexo_4_Rastreabilidade_Acervo_R00.docx
@@ -271,7 +271,7 @@
               <w:rPr>
                 <w:sz w:val="19"/>
               </w:rPr>
-              <w:t>Assinatura/data: aprovado em 17/10/2026</w:t>
+              <w:t>Assinatura/data: aprovado em 21/10/2026</w:t>
             </w:r>
           </w:p>
         </w:tc>
@@ -296,7 +296,7 @@
               <w:rPr>
                 <w:sz w:val="19"/>
               </w:rPr>
-              <w:t>Assinatura/data: aprovado em 17/10/2026</w:t>
+              <w:t>Assinatura/data: aprovado em 21/10/2026</w:t>
             </w:r>
           </w:p>
         </w:tc>
@@ -2250,7 +2250,7 @@
         <w:noProof/>
       </w:rPr>
       <w:drawing>
-        <wp:inline distT="0" distB="0" distL="0" distR="0" wp14:anchorId="2C057022" wp14:editId="67AB89E9">
+        <wp:inline distT="0" distB="0" distL="0" distR="0" wp14:anchorId="31A43477" wp14:editId="037D99E4">
           <wp:extent cx="1872000" cy="501930"/>
           <wp:effectExtent l="0" t="0" r="0" b="0"/>
           <wp:docPr id="1" name="Picture 1"/>
@@ -2462,31 +2462,31 @@
       </w:rPr>
     </w:lvl>
   </w:abstractNum>
-  <w:num w:numId="1" w16cid:durableId="23872870">
+  <w:num w:numId="1" w16cid:durableId="1943613058">
     <w:abstractNumId w:val="8"/>
   </w:num>
-  <w:num w:numId="2" w16cid:durableId="378239877">
+  <w:num w:numId="2" w16cid:durableId="1635023037">
     <w:abstractNumId w:val="6"/>
   </w:num>
-  <w:num w:numId="3" w16cid:durableId="253052066">
+  <w:num w:numId="3" w16cid:durableId="236479875">
     <w:abstractNumId w:val="5"/>
   </w:num>
-  <w:num w:numId="4" w16cid:durableId="1391926339">
+  <w:num w:numId="4" w16cid:durableId="529874801">
     <w:abstractNumId w:val="4"/>
   </w:num>
-  <w:num w:numId="5" w16cid:durableId="871530238">
+  <w:num w:numId="5" w16cid:durableId="380523868">
     <w:abstractNumId w:val="7"/>
   </w:num>
-  <w:num w:numId="6" w16cid:durableId="299455045">
+  <w:num w:numId="6" w16cid:durableId="1328364497">
     <w:abstractNumId w:val="3"/>
   </w:num>
-  <w:num w:numId="7" w16cid:durableId="805859114">
+  <w:num w:numId="7" w16cid:durableId="1130509792">
     <w:abstractNumId w:val="2"/>
   </w:num>
-  <w:num w:numId="8" w16cid:durableId="531306078">
+  <w:num w:numId="8" w16cid:durableId="697589619">
     <w:abstractNumId w:val="1"/>
   </w:num>
-  <w:num w:numId="9" w16cid:durableId="1749619439">
+  <w:num w:numId="9" w16cid:durableId="1814642673">
     <w:abstractNumId w:val="0"/>
   </w:num>
 </w:numbering>
